--- a/Documentaion/Ibrahim_Mohamed_Assignment5.docx
+++ b/Documentaion/Ibrahim_Mohamed_Assignment5.docx
@@ -886,6 +886,83 @@
       </w:pPr>
       <w:r>
         <w:rPr>
+          <w:noProof/>
+          <w:sz w:val="28"/>
+          <w:szCs w:val="28"/>
+          <w:lang w:val="it-IT"/>
+        </w:rPr>
+        <w:drawing>
+          <wp:anchor distT="0" distB="0" distL="114300" distR="114300" simplePos="0" relativeHeight="252095488" behindDoc="0" locked="0" layoutInCell="1" allowOverlap="1" wp14:anchorId="2D8E2420" wp14:editId="15850C85">
+            <wp:simplePos x="0" y="0"/>
+            <wp:positionH relativeFrom="column">
+              <wp:posOffset>-274320</wp:posOffset>
+            </wp:positionH>
+            <wp:positionV relativeFrom="paragraph">
+              <wp:posOffset>545465</wp:posOffset>
+            </wp:positionV>
+            <wp:extent cx="6838950" cy="2000888"/>
+            <wp:effectExtent l="76200" t="76200" r="133350" b="132715"/>
+            <wp:wrapNone/>
+            <wp:docPr id="2091183439" name="Picture 1"/>
+            <wp:cNvGraphicFramePr>
+              <a:graphicFrameLocks xmlns:a="http://schemas.openxmlformats.org/drawingml/2006/main" noChangeAspect="1"/>
+            </wp:cNvGraphicFramePr>
+            <a:graphic xmlns:a="http://schemas.openxmlformats.org/drawingml/2006/main">
+              <a:graphicData uri="http://schemas.openxmlformats.org/drawingml/2006/picture">
+                <pic:pic xmlns:pic="http://schemas.openxmlformats.org/drawingml/2006/picture">
+                  <pic:nvPicPr>
+                    <pic:cNvPr id="2091183439" name=""/>
+                    <pic:cNvPicPr/>
+                  </pic:nvPicPr>
+                  <pic:blipFill>
+                    <a:blip r:embed="rId10">
+                      <a:extLst>
+                        <a:ext uri="{28A0092B-C50C-407E-A947-70E740481C1C}">
+                          <a14:useLocalDpi xmlns:a14="http://schemas.microsoft.com/office/drawing/2010/main" val="0"/>
+                        </a:ext>
+                      </a:extLst>
+                    </a:blip>
+                    <a:stretch>
+                      <a:fillRect/>
+                    </a:stretch>
+                  </pic:blipFill>
+                  <pic:spPr>
+                    <a:xfrm>
+                      <a:off x="0" y="0"/>
+                      <a:ext cx="6838950" cy="2000888"/>
+                    </a:xfrm>
+                    <a:prstGeom prst="rect">
+                      <a:avLst/>
+                    </a:prstGeom>
+                    <a:ln w="38100" cap="sq">
+                      <a:solidFill>
+                        <a:srgbClr val="000000"/>
+                      </a:solidFill>
+                      <a:prstDash val="solid"/>
+                      <a:miter lim="800000"/>
+                    </a:ln>
+                    <a:effectLst>
+                      <a:outerShdw blurRad="50800" dist="38100" dir="2700000" algn="tl" rotWithShape="0">
+                        <a:srgbClr val="000000">
+                          <a:alpha val="43000"/>
+                        </a:srgbClr>
+                      </a:outerShdw>
+                    </a:effectLst>
+                  </pic:spPr>
+                </pic:pic>
+              </a:graphicData>
+            </a:graphic>
+            <wp14:sizeRelH relativeFrom="margin">
+              <wp14:pctWidth>0</wp14:pctWidth>
+            </wp14:sizeRelH>
+            <wp14:sizeRelV relativeFrom="margin">
+              <wp14:pctHeight>0</wp14:pctHeight>
+            </wp14:sizeRelV>
+          </wp:anchor>
+        </w:drawing>
+      </w:r>
+      <w:r>
+        <w:rPr>
           <w:b/>
           <w:bCs/>
           <w:i/>
@@ -945,16 +1022,16 @@
         <mc:AlternateContent>
           <mc:Choice Requires="wps">
             <w:drawing>
-              <wp:anchor distT="0" distB="0" distL="114300" distR="114300" simplePos="0" relativeHeight="252096512" behindDoc="0" locked="0" layoutInCell="1" allowOverlap="1" wp14:anchorId="7748A8DC" wp14:editId="78A7AEAC">
+              <wp:anchor distT="0" distB="0" distL="114300" distR="114300" simplePos="0" relativeHeight="252096512" behindDoc="0" locked="0" layoutInCell="1" allowOverlap="1" wp14:anchorId="7748A8DC" wp14:editId="7444809C">
                 <wp:simplePos x="0" y="0"/>
                 <wp:positionH relativeFrom="column">
-                  <wp:posOffset>4783455</wp:posOffset>
+                  <wp:posOffset>4785659</wp:posOffset>
                 </wp:positionH>
                 <wp:positionV relativeFrom="paragraph">
-                  <wp:posOffset>346710</wp:posOffset>
+                  <wp:posOffset>289253</wp:posOffset>
                 </wp:positionV>
-                <wp:extent cx="971550" cy="171450"/>
-                <wp:effectExtent l="0" t="0" r="19050" b="19050"/>
+                <wp:extent cx="1009859" cy="135653"/>
+                <wp:effectExtent l="0" t="0" r="19050" b="17145"/>
                 <wp:wrapNone/>
                 <wp:docPr id="20451279" name="Rectangle 5"/>
                 <wp:cNvGraphicFramePr/>
@@ -965,7 +1042,7 @@
                       <wps:spPr>
                         <a:xfrm>
                           <a:off x="0" y="0"/>
-                          <a:ext cx="971550" cy="171450"/>
+                          <a:ext cx="1009859" cy="135653"/>
                         </a:xfrm>
                         <a:prstGeom prst="rect">
                           <a:avLst/>
@@ -1002,12 +1079,18 @@
                     </wps:wsp>
                   </a:graphicData>
                 </a:graphic>
+                <wp14:sizeRelH relativeFrom="margin">
+                  <wp14:pctWidth>0</wp14:pctWidth>
+                </wp14:sizeRelH>
+                <wp14:sizeRelV relativeFrom="margin">
+                  <wp14:pctHeight>0</wp14:pctHeight>
+                </wp14:sizeRelV>
               </wp:anchor>
             </w:drawing>
           </mc:Choice>
           <mc:Fallback>
             <w:pict>
-              <v:rect w14:anchorId="1A3348CA" id="Rectangle 5" o:spid="_x0000_s1026" style="position:absolute;margin-left:376.65pt;margin-top:27.3pt;width:76.5pt;height:13.5pt;z-index:252096512;visibility:visible;mso-wrap-style:square;mso-wrap-distance-left:9pt;mso-wrap-distance-top:0;mso-wrap-distance-right:9pt;mso-wrap-distance-bottom:0;mso-position-horizontal:absolute;mso-position-horizontal-relative:text;mso-position-vertical:absolute;mso-position-vertical-relative:text;v-text-anchor:middle" o:gfxdata="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" filled="f" strokecolor="#e00" strokeweight="1.5pt"/>
+              <v:rect w14:anchorId="597AF210" id="Rectangle 5" o:spid="_x0000_s1026" style="position:absolute;margin-left:376.8pt;margin-top:22.8pt;width:79.5pt;height:10.7pt;z-index:252096512;visibility:visible;mso-wrap-style:square;mso-width-percent:0;mso-height-percent:0;mso-wrap-distance-left:9pt;mso-wrap-distance-top:0;mso-wrap-distance-right:9pt;mso-wrap-distance-bottom:0;mso-position-horizontal:absolute;mso-position-horizontal-relative:text;mso-position-vertical:absolute;mso-position-vertical-relative:text;mso-width-percent:0;mso-height-percent:0;mso-width-relative:margin;mso-height-relative:margin;v-text-anchor:middle" o:gfxdata="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" filled="f" strokecolor="#e00" strokeweight="1.5pt"/>
             </w:pict>
           </mc:Fallback>
         </mc:AlternateContent>
@@ -1018,19 +1101,170 @@
           <w:szCs w:val="28"/>
           <w:lang w:val="it-IT"/>
         </w:rPr>
+        <w:tab/>
+      </w:r>
+    </w:p>
+    <w:p>
+      <w:pPr>
+        <w:tabs>
+          <w:tab w:val="left" w:pos="5578"/>
+        </w:tabs>
+        <w:rPr>
+          <w:sz w:val="28"/>
+          <w:szCs w:val="28"/>
+          <w:lang w:val="it-IT"/>
+        </w:rPr>
+      </w:pPr>
+      <w:r>
+        <w:rPr>
+          <w:sz w:val="28"/>
+          <w:szCs w:val="28"/>
+          <w:lang w:val="it-IT"/>
+        </w:rPr>
+        <w:tab/>
+      </w:r>
+    </w:p>
+    <w:p>
+      <w:pPr>
+        <w:tabs>
+          <w:tab w:val="left" w:pos="4420"/>
+        </w:tabs>
+        <w:rPr>
+          <w:sz w:val="28"/>
+          <w:szCs w:val="28"/>
+          <w:lang w:val="it-IT"/>
+        </w:rPr>
+      </w:pPr>
+      <w:r>
+        <w:rPr>
+          <w:sz w:val="28"/>
+          <w:szCs w:val="28"/>
+          <w:lang w:val="it-IT"/>
+        </w:rPr>
+        <w:tab/>
+      </w:r>
+    </w:p>
+    <w:p>
+      <w:pPr>
+        <w:rPr>
+          <w:noProof/>
+          <w:sz w:val="36"/>
+          <w:szCs w:val="36"/>
+          <w:lang w:val="it-IT"/>
+        </w:rPr>
+      </w:pPr>
+    </w:p>
+    <w:p>
+      <w:pPr>
+        <w:rPr>
+          <w:b/>
+          <w:bCs/>
+          <w:i/>
+          <w:iCs/>
+          <w:color w:val="FF0000"/>
+          <w:sz w:val="48"/>
+          <w:szCs w:val="48"/>
+          <w:lang w:val="it-IT"/>
+        </w:rPr>
+      </w:pPr>
+    </w:p>
+    <w:p>
+      <w:pPr>
+        <w:rPr>
+          <w:b/>
+          <w:bCs/>
+          <w:i/>
+          <w:iCs/>
+          <w:color w:val="FF0000"/>
+          <w:sz w:val="48"/>
+          <w:szCs w:val="48"/>
+          <w:lang w:val="it-IT"/>
+        </w:rPr>
+      </w:pPr>
+    </w:p>
+    <w:p>
+      <w:pPr>
+        <w:tabs>
+          <w:tab w:val="left" w:pos="4420"/>
+        </w:tabs>
+        <w:jc w:val="center"/>
+        <w:rPr>
+          <w:sz w:val="28"/>
+          <w:szCs w:val="28"/>
+        </w:rPr>
+      </w:pPr>
+      <w:r>
+        <w:rPr>
+          <w:b/>
+          <w:bCs/>
+          <w:color w:val="215E99" w:themeColor="text2" w:themeTint="BF"/>
+          <w:sz w:val="48"/>
+          <w:szCs w:val="48"/>
+          <w:u w:val="single"/>
+        </w:rPr>
+        <w:t>Part #2</w:t>
+      </w:r>
+      <w:r>
+        <w:rPr>
+          <w:b/>
+          <w:bCs/>
+          <w:color w:val="215E99" w:themeColor="text2" w:themeTint="BF"/>
+          <w:sz w:val="48"/>
+          <w:szCs w:val="48"/>
+          <w:u w:val="single"/>
+        </w:rPr>
+        <w:t>:</w:t>
+      </w:r>
+      <w:r>
+        <w:rPr>
+          <w:b/>
+          <w:bCs/>
+          <w:color w:val="215E99" w:themeColor="text2" w:themeTint="BF"/>
+          <w:sz w:val="48"/>
+          <w:szCs w:val="48"/>
+          <w:u w:val="single"/>
+        </w:rPr>
+        <w:t xml:space="preserve"> Setting up till </w:t>
+      </w:r>
+      <w:r>
+        <w:rPr>
+          <w:b/>
+          <w:bCs/>
+          <w:color w:val="215E99" w:themeColor="text2" w:themeTint="BF"/>
+          <w:sz w:val="48"/>
+          <w:szCs w:val="48"/>
+          <w:u w:val="single"/>
+        </w:rPr>
+        <w:t>Driver</w:t>
+      </w:r>
+    </w:p>
+    <w:p>
+      <w:pPr>
+        <w:rPr>
+          <w:sz w:val="28"/>
+          <w:szCs w:val="28"/>
+          <w:lang w:val="en-CA"/>
+        </w:rPr>
+      </w:pPr>
+      <w:r>
+        <w:rPr>
+          <w:sz w:val="28"/>
+          <w:szCs w:val="28"/>
+          <w:lang w:val="en-CA"/>
+        </w:rPr>
         <w:drawing>
-          <wp:anchor distT="0" distB="0" distL="114300" distR="114300" simplePos="0" relativeHeight="252095488" behindDoc="0" locked="0" layoutInCell="1" allowOverlap="1" wp14:anchorId="2D8E2420" wp14:editId="3F451D6A">
+          <wp:anchor distT="0" distB="0" distL="114300" distR="114300" simplePos="0" relativeHeight="252101632" behindDoc="0" locked="0" layoutInCell="1" allowOverlap="1" wp14:anchorId="78F5F6FE" wp14:editId="137893A1">
             <wp:simplePos x="0" y="0"/>
             <wp:positionH relativeFrom="column">
-              <wp:posOffset>-274320</wp:posOffset>
+              <wp:posOffset>-196735</wp:posOffset>
             </wp:positionH>
             <wp:positionV relativeFrom="paragraph">
-              <wp:posOffset>99060</wp:posOffset>
+              <wp:posOffset>456565</wp:posOffset>
             </wp:positionV>
-            <wp:extent cx="6838950" cy="2000888"/>
-            <wp:effectExtent l="76200" t="76200" r="133350" b="132715"/>
+            <wp:extent cx="6762750" cy="1512738"/>
+            <wp:effectExtent l="76200" t="76200" r="133350" b="125730"/>
             <wp:wrapNone/>
-            <wp:docPr id="2091183439" name="Picture 1"/>
+            <wp:docPr id="1503594616" name="Picture 1"/>
             <wp:cNvGraphicFramePr>
               <a:graphicFrameLocks xmlns:a="http://schemas.openxmlformats.org/drawingml/2006/main" noChangeAspect="1"/>
             </wp:cNvGraphicFramePr>
@@ -1038,11 +1272,11 @@
               <a:graphicData uri="http://schemas.openxmlformats.org/drawingml/2006/picture">
                 <pic:pic xmlns:pic="http://schemas.openxmlformats.org/drawingml/2006/picture">
                   <pic:nvPicPr>
-                    <pic:cNvPr id="2091183439" name=""/>
+                    <pic:cNvPr id="1503594616" name=""/>
                     <pic:cNvPicPr/>
                   </pic:nvPicPr>
                   <pic:blipFill>
-                    <a:blip r:embed="rId10">
+                    <a:blip r:embed="rId11">
                       <a:extLst>
                         <a:ext uri="{28A0092B-C50C-407E-A947-70E740481C1C}">
                           <a14:useLocalDpi xmlns:a14="http://schemas.microsoft.com/office/drawing/2010/main" val="0"/>
@@ -1056,7 +1290,7 @@
                   <pic:spPr>
                     <a:xfrm>
                       <a:off x="0" y="0"/>
-                      <a:ext cx="6848288" cy="2003620"/>
+                      <a:ext cx="6762750" cy="1512738"/>
                     </a:xfrm>
                     <a:prstGeom prst="rect">
                       <a:avLst/>
@@ -1090,66 +1324,6 @@
       </w:r>
       <w:r>
         <w:rPr>
-          <w:sz w:val="28"/>
-          <w:szCs w:val="28"/>
-          <w:lang w:val="it-IT"/>
-        </w:rPr>
-        <w:tab/>
-      </w:r>
-    </w:p>
-    <w:p>
-      <w:pPr>
-        <w:tabs>
-          <w:tab w:val="left" w:pos="5578"/>
-        </w:tabs>
-        <w:rPr>
-          <w:sz w:val="28"/>
-          <w:szCs w:val="28"/>
-          <w:lang w:val="it-IT"/>
-        </w:rPr>
-      </w:pPr>
-      <w:r>
-        <w:rPr>
-          <w:sz w:val="28"/>
-          <w:szCs w:val="28"/>
-          <w:lang w:val="it-IT"/>
-        </w:rPr>
-        <w:tab/>
-      </w:r>
-    </w:p>
-    <w:p>
-      <w:pPr>
-        <w:tabs>
-          <w:tab w:val="left" w:pos="4420"/>
-        </w:tabs>
-        <w:rPr>
-          <w:sz w:val="28"/>
-          <w:szCs w:val="28"/>
-          <w:lang w:val="it-IT"/>
-        </w:rPr>
-      </w:pPr>
-      <w:r>
-        <w:rPr>
-          <w:sz w:val="28"/>
-          <w:szCs w:val="28"/>
-          <w:lang w:val="it-IT"/>
-        </w:rPr>
-        <w:tab/>
-      </w:r>
-    </w:p>
-    <w:p>
-      <w:pPr>
-        <w:rPr>
-          <w:noProof/>
-          <w:sz w:val="36"/>
-          <w:szCs w:val="36"/>
-          <w:lang w:val="it-IT"/>
-        </w:rPr>
-      </w:pPr>
-    </w:p>
-    <w:p>
-      <w:pPr>
-        <w:rPr>
           <w:b/>
           <w:bCs/>
           <w:i/>
@@ -1157,12 +1331,11 @@
           <w:color w:val="FF0000"/>
           <w:sz w:val="48"/>
           <w:szCs w:val="48"/>
-          <w:lang w:val="it-IT"/>
-        </w:rPr>
-      </w:pPr>
-    </w:p>
-    <w:p>
-      <w:pPr>
+          <w:lang w:val="en-CA"/>
+        </w:rPr>
+        <w:t>-</w:t>
+      </w:r>
+      <w:r>
         <w:rPr>
           <w:b/>
           <w:bCs/>
@@ -1171,79 +1344,11 @@
           <w:color w:val="FF0000"/>
           <w:sz w:val="48"/>
           <w:szCs w:val="48"/>
-          <w:lang w:val="it-IT"/>
-        </w:rPr>
-      </w:pPr>
-    </w:p>
-    <w:p>
-      <w:pPr>
-        <w:tabs>
-          <w:tab w:val="left" w:pos="4420"/>
-        </w:tabs>
-        <w:jc w:val="center"/>
-        <w:rPr>
-          <w:sz w:val="28"/>
-          <w:szCs w:val="28"/>
-        </w:rPr>
-      </w:pPr>
-      <w:r>
-        <w:rPr>
-          <w:b/>
-          <w:bCs/>
-          <w:color w:val="215E99" w:themeColor="text2" w:themeTint="BF"/>
-          <w:sz w:val="48"/>
-          <w:szCs w:val="48"/>
-          <w:u w:val="single"/>
-        </w:rPr>
-        <w:t>Part #</w:t>
-      </w:r>
-      <w:r>
-        <w:rPr>
-          <w:b/>
-          <w:bCs/>
-          <w:color w:val="215E99" w:themeColor="text2" w:themeTint="BF"/>
-          <w:sz w:val="48"/>
-          <w:szCs w:val="48"/>
-          <w:u w:val="single"/>
-        </w:rPr>
-        <w:t>2</w:t>
-      </w:r>
-      <w:r>
-        <w:rPr>
-          <w:b/>
-          <w:bCs/>
-          <w:color w:val="215E99" w:themeColor="text2" w:themeTint="BF"/>
-          <w:sz w:val="48"/>
-          <w:szCs w:val="48"/>
-          <w:u w:val="single"/>
-        </w:rPr>
-        <w:t>:</w:t>
-      </w:r>
-      <w:r>
-        <w:rPr>
-          <w:b/>
-          <w:bCs/>
-          <w:color w:val="215E99" w:themeColor="text2" w:themeTint="BF"/>
-          <w:sz w:val="48"/>
-          <w:szCs w:val="48"/>
-          <w:u w:val="single"/>
-        </w:rPr>
-        <w:t xml:space="preserve"> Setting up till </w:t>
-      </w:r>
-      <w:r>
-        <w:rPr>
-          <w:b/>
-          <w:bCs/>
-          <w:color w:val="215E99" w:themeColor="text2" w:themeTint="BF"/>
-          <w:sz w:val="48"/>
-          <w:szCs w:val="48"/>
-          <w:u w:val="single"/>
-        </w:rPr>
-        <w:t>Driver</w:t>
-      </w:r>
-    </w:p>
-    <w:p>
-      <w:pPr>
+          <w:lang w:val="en-CA"/>
+        </w:rPr>
+        <w:t>run phase of test results</w:t>
+      </w:r>
+      <w:r>
         <w:rPr>
           <w:b/>
           <w:bCs/>
@@ -1252,7 +1357,292 @@
           <w:color w:val="FF0000"/>
           <w:sz w:val="48"/>
           <w:szCs w:val="48"/>
+          <w:lang w:val="en-CA"/>
+        </w:rPr>
+        <w:t>:</w:t>
+      </w:r>
+      <w:r>
+        <w:rPr>
+          <w:noProof/>
+          <w:sz w:val="28"/>
+          <w:szCs w:val="28"/>
           <w:lang w:val="it-IT"/>
+        </w:rPr>
+        <w:t xml:space="preserve"> </w:t>
+      </w:r>
+    </w:p>
+    <w:p>
+      <w:pPr>
+        <w:rPr>
+          <w:sz w:val="28"/>
+          <w:szCs w:val="28"/>
+          <w:lang w:val="en-CA"/>
+        </w:rPr>
+      </w:pPr>
+    </w:p>
+    <w:p>
+      <w:pPr>
+        <w:rPr>
+          <w:sz w:val="28"/>
+          <w:szCs w:val="28"/>
+          <w:lang w:val="en-CA"/>
+        </w:rPr>
+      </w:pPr>
+      <w:r>
+        <w:rPr>
+          <w:noProof/>
+          <w:sz w:val="28"/>
+          <w:szCs w:val="28"/>
+          <w:lang w:val="it-IT"/>
+        </w:rPr>
+        <mc:AlternateContent>
+          <mc:Choice Requires="wps">
+            <w:drawing>
+              <wp:anchor distT="0" distB="0" distL="114300" distR="114300" simplePos="0" relativeHeight="252104704" behindDoc="0" locked="0" layoutInCell="1" allowOverlap="1" wp14:anchorId="5239A08B" wp14:editId="4C33A9D3">
+                <wp:simplePos x="0" y="0"/>
+                <wp:positionH relativeFrom="column">
+                  <wp:posOffset>4838700</wp:posOffset>
+                </wp:positionH>
+                <wp:positionV relativeFrom="paragraph">
+                  <wp:posOffset>76200</wp:posOffset>
+                </wp:positionV>
+                <wp:extent cx="1009650" cy="124691"/>
+                <wp:effectExtent l="0" t="0" r="19050" b="27940"/>
+                <wp:wrapNone/>
+                <wp:docPr id="627538212" name="Rectangle 5"/>
+                <wp:cNvGraphicFramePr/>
+                <a:graphic xmlns:a="http://schemas.openxmlformats.org/drawingml/2006/main">
+                  <a:graphicData uri="http://schemas.microsoft.com/office/word/2010/wordprocessingShape">
+                    <wps:wsp>
+                      <wps:cNvSpPr/>
+                      <wps:spPr>
+                        <a:xfrm>
+                          <a:off x="0" y="0"/>
+                          <a:ext cx="1009650" cy="124691"/>
+                        </a:xfrm>
+                        <a:prstGeom prst="rect">
+                          <a:avLst/>
+                        </a:prstGeom>
+                        <a:noFill/>
+                        <a:ln w="19050">
+                          <a:solidFill>
+                            <a:srgbClr val="EE0000"/>
+                          </a:solidFill>
+                        </a:ln>
+                      </wps:spPr>
+                      <wps:style>
+                        <a:lnRef idx="2">
+                          <a:schemeClr val="accent1">
+                            <a:shade val="15000"/>
+                          </a:schemeClr>
+                        </a:lnRef>
+                        <a:fillRef idx="1">
+                          <a:schemeClr val="accent1"/>
+                        </a:fillRef>
+                        <a:effectRef idx="0">
+                          <a:schemeClr val="accent1"/>
+                        </a:effectRef>
+                        <a:fontRef idx="minor">
+                          <a:schemeClr val="lt1"/>
+                        </a:fontRef>
+                      </wps:style>
+                      <wps:bodyPr rot="0" spcFirstLastPara="0" vertOverflow="overflow" horzOverflow="overflow" vert="horz" wrap="square" lIns="91440" tIns="45720" rIns="91440" bIns="45720" numCol="1" spcCol="0" rtlCol="0" fromWordArt="0" anchor="ctr" anchorCtr="0" forceAA="0" compatLnSpc="1">
+                        <a:prstTxWarp prst="textNoShape">
+                          <a:avLst/>
+                        </a:prstTxWarp>
+                        <a:noAutofit/>
+                      </wps:bodyPr>
+                    </wps:wsp>
+                  </a:graphicData>
+                </a:graphic>
+                <wp14:sizeRelH relativeFrom="margin">
+                  <wp14:pctWidth>0</wp14:pctWidth>
+                </wp14:sizeRelH>
+                <wp14:sizeRelV relativeFrom="margin">
+                  <wp14:pctHeight>0</wp14:pctHeight>
+                </wp14:sizeRelV>
+              </wp:anchor>
+            </w:drawing>
+          </mc:Choice>
+          <mc:Fallback>
+            <w:pict>
+              <v:rect w14:anchorId="7A42A303" id="Rectangle 5" o:spid="_x0000_s1026" style="position:absolute;margin-left:381pt;margin-top:6pt;width:79.5pt;height:9.8pt;z-index:252104704;visibility:visible;mso-wrap-style:square;mso-width-percent:0;mso-height-percent:0;mso-wrap-distance-left:9pt;mso-wrap-distance-top:0;mso-wrap-distance-right:9pt;mso-wrap-distance-bottom:0;mso-position-horizontal:absolute;mso-position-horizontal-relative:text;mso-position-vertical:absolute;mso-position-vertical-relative:text;mso-width-percent:0;mso-height-percent:0;mso-width-relative:margin;mso-height-relative:margin;v-text-anchor:middle" o:gfxdata="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" filled="f" strokecolor="#e00" strokeweight="1.5pt"/>
+            </w:pict>
+          </mc:Fallback>
+        </mc:AlternateContent>
+      </w:r>
+    </w:p>
+    <w:p>
+      <w:pPr>
+        <w:rPr>
+          <w:sz w:val="28"/>
+          <w:szCs w:val="28"/>
+          <w:lang w:val="en-CA"/>
+        </w:rPr>
+      </w:pPr>
+    </w:p>
+    <w:p>
+      <w:pPr>
+        <w:rPr>
+          <w:sz w:val="28"/>
+          <w:szCs w:val="28"/>
+          <w:lang w:val="en-CA"/>
+        </w:rPr>
+      </w:pPr>
+    </w:p>
+    <w:p>
+      <w:pPr>
+        <w:rPr>
+          <w:sz w:val="28"/>
+          <w:szCs w:val="28"/>
+          <w:lang w:val="en-CA"/>
+        </w:rPr>
+      </w:pPr>
+    </w:p>
+    <w:p>
+      <w:pPr>
+        <w:rPr>
+          <w:sz w:val="28"/>
+          <w:szCs w:val="28"/>
+          <w:lang w:val="en-CA"/>
+        </w:rPr>
+      </w:pPr>
+      <w:r>
+        <w:rPr>
+          <w:sz w:val="28"/>
+          <w:szCs w:val="28"/>
+          <w:lang w:val="en-CA"/>
+        </w:rPr>
+        <w:drawing>
+          <wp:anchor distT="0" distB="0" distL="114300" distR="114300" simplePos="0" relativeHeight="252102656" behindDoc="0" locked="0" layoutInCell="1" allowOverlap="1" wp14:anchorId="7935FDD7" wp14:editId="44A48CB0">
+            <wp:simplePos x="0" y="0"/>
+            <wp:positionH relativeFrom="column">
+              <wp:posOffset>-197485</wp:posOffset>
+            </wp:positionH>
+            <wp:positionV relativeFrom="paragraph">
+              <wp:posOffset>415924</wp:posOffset>
+            </wp:positionV>
+            <wp:extent cx="6718012" cy="1685925"/>
+            <wp:effectExtent l="76200" t="76200" r="140335" b="123825"/>
+            <wp:wrapNone/>
+            <wp:docPr id="755714085" name="Picture 1"/>
+            <wp:cNvGraphicFramePr>
+              <a:graphicFrameLocks xmlns:a="http://schemas.openxmlformats.org/drawingml/2006/main" noChangeAspect="1"/>
+            </wp:cNvGraphicFramePr>
+            <a:graphic xmlns:a="http://schemas.openxmlformats.org/drawingml/2006/main">
+              <a:graphicData uri="http://schemas.openxmlformats.org/drawingml/2006/picture">
+                <pic:pic xmlns:pic="http://schemas.openxmlformats.org/drawingml/2006/picture">
+                  <pic:nvPicPr>
+                    <pic:cNvPr id="755714085" name=""/>
+                    <pic:cNvPicPr/>
+                  </pic:nvPicPr>
+                  <pic:blipFill>
+                    <a:blip r:embed="rId12">
+                      <a:extLst>
+                        <a:ext uri="{28A0092B-C50C-407E-A947-70E740481C1C}">
+                          <a14:useLocalDpi xmlns:a14="http://schemas.microsoft.com/office/drawing/2010/main" val="0"/>
+                        </a:ext>
+                      </a:extLst>
+                    </a:blip>
+                    <a:stretch>
+                      <a:fillRect/>
+                    </a:stretch>
+                  </pic:blipFill>
+                  <pic:spPr>
+                    <a:xfrm>
+                      <a:off x="0" y="0"/>
+                      <a:ext cx="6719950" cy="1686411"/>
+                    </a:xfrm>
+                    <a:prstGeom prst="rect">
+                      <a:avLst/>
+                    </a:prstGeom>
+                    <a:ln w="38100" cap="sq">
+                      <a:solidFill>
+                        <a:srgbClr val="000000"/>
+                      </a:solidFill>
+                      <a:prstDash val="solid"/>
+                      <a:miter lim="800000"/>
+                    </a:ln>
+                    <a:effectLst>
+                      <a:outerShdw blurRad="50800" dist="38100" dir="2700000" algn="tl" rotWithShape="0">
+                        <a:srgbClr val="000000">
+                          <a:alpha val="43000"/>
+                        </a:srgbClr>
+                      </a:outerShdw>
+                    </a:effectLst>
+                  </pic:spPr>
+                </pic:pic>
+              </a:graphicData>
+            </a:graphic>
+            <wp14:sizeRelH relativeFrom="margin">
+              <wp14:pctWidth>0</wp14:pctWidth>
+            </wp14:sizeRelH>
+            <wp14:sizeRelV relativeFrom="margin">
+              <wp14:pctHeight>0</wp14:pctHeight>
+            </wp14:sizeRelV>
+          </wp:anchor>
+        </w:drawing>
+      </w:r>
+      <w:r>
+        <w:rPr>
+          <w:b/>
+          <w:bCs/>
+          <w:i/>
+          <w:iCs/>
+          <w:color w:val="FF0000"/>
+          <w:sz w:val="48"/>
+          <w:szCs w:val="48"/>
+          <w:lang w:val="en-CA"/>
+        </w:rPr>
+        <w:t>-Waveform of Interface signals</w:t>
+      </w:r>
+      <w:r>
+        <w:rPr>
+          <w:b/>
+          <w:bCs/>
+          <w:i/>
+          <w:iCs/>
+          <w:color w:val="FF0000"/>
+          <w:sz w:val="48"/>
+          <w:szCs w:val="48"/>
+          <w:lang w:val="en-CA"/>
+        </w:rPr>
+        <w:t>:</w:t>
+      </w:r>
+    </w:p>
+    <w:p>
+      <w:pPr>
+        <w:rPr>
+          <w:sz w:val="28"/>
+          <w:szCs w:val="28"/>
+          <w:lang w:val="en-CA"/>
+        </w:rPr>
+      </w:pPr>
+    </w:p>
+    <w:p>
+      <w:pPr>
+        <w:rPr>
+          <w:sz w:val="28"/>
+          <w:szCs w:val="28"/>
+          <w:lang w:val="en-CA"/>
+        </w:rPr>
+      </w:pPr>
+    </w:p>
+    <w:p>
+      <w:pPr>
+        <w:rPr>
+          <w:sz w:val="28"/>
+          <w:szCs w:val="28"/>
+          <w:lang w:val="en-CA"/>
+        </w:rPr>
+      </w:pPr>
+    </w:p>
+    <w:p>
+      <w:pPr>
+        <w:rPr>
+          <w:sz w:val="28"/>
+          <w:szCs w:val="28"/>
+          <w:lang w:val="en-CA"/>
         </w:rPr>
       </w:pPr>
     </w:p>
@@ -1261,11 +1651,442 @@
         <w:tabs>
           <w:tab w:val="left" w:pos="4420"/>
         </w:tabs>
+        <w:jc w:val="center"/>
         <w:rPr>
           <w:sz w:val="28"/>
           <w:szCs w:val="28"/>
         </w:rPr>
       </w:pPr>
+      <w:r>
+        <w:rPr>
+          <w:b/>
+          <w:bCs/>
+          <w:color w:val="215E99" w:themeColor="text2" w:themeTint="BF"/>
+          <w:sz w:val="48"/>
+          <w:szCs w:val="48"/>
+          <w:u w:val="single"/>
+        </w:rPr>
+        <w:lastRenderedPageBreak/>
+        <w:t>Part #</w:t>
+      </w:r>
+      <w:r>
+        <w:rPr>
+          <w:b/>
+          <w:bCs/>
+          <w:color w:val="215E99" w:themeColor="text2" w:themeTint="BF"/>
+          <w:sz w:val="48"/>
+          <w:szCs w:val="48"/>
+          <w:u w:val="single"/>
+        </w:rPr>
+        <w:t>3</w:t>
+      </w:r>
+      <w:r>
+        <w:rPr>
+          <w:b/>
+          <w:bCs/>
+          <w:color w:val="215E99" w:themeColor="text2" w:themeTint="BF"/>
+          <w:sz w:val="48"/>
+          <w:szCs w:val="48"/>
+          <w:u w:val="single"/>
+        </w:rPr>
+        <w:t>:</w:t>
+      </w:r>
+      <w:r>
+        <w:rPr>
+          <w:b/>
+          <w:bCs/>
+          <w:color w:val="215E99" w:themeColor="text2" w:themeTint="BF"/>
+          <w:sz w:val="48"/>
+          <w:szCs w:val="48"/>
+          <w:u w:val="single"/>
+        </w:rPr>
+        <w:t xml:space="preserve"> Setting up till Driver</w:t>
+      </w:r>
+      <w:r>
+        <w:rPr>
+          <w:b/>
+          <w:bCs/>
+          <w:color w:val="215E99" w:themeColor="text2" w:themeTint="BF"/>
+          <w:sz w:val="48"/>
+          <w:szCs w:val="48"/>
+          <w:u w:val="single"/>
+        </w:rPr>
+        <w:t xml:space="preserve"> &amp; Config object</w:t>
+      </w:r>
+    </w:p>
+    <w:p>
+      <w:pPr>
+        <w:rPr>
+          <w:sz w:val="28"/>
+          <w:szCs w:val="28"/>
+          <w:lang w:val="en-CA"/>
+        </w:rPr>
+      </w:pPr>
+      <w:r>
+        <w:rPr>
+          <w:b/>
+          <w:bCs/>
+          <w:i/>
+          <w:iCs/>
+          <w:color w:val="FF0000"/>
+          <w:sz w:val="48"/>
+          <w:szCs w:val="48"/>
+          <w:lang w:val="en-CA"/>
+        </w:rPr>
+        <w:t>-</w:t>
+      </w:r>
+      <w:r>
+        <w:rPr>
+          <w:b/>
+          <w:bCs/>
+          <w:i/>
+          <w:iCs/>
+          <w:color w:val="FF0000"/>
+          <w:sz w:val="48"/>
+          <w:szCs w:val="48"/>
+          <w:lang w:val="en-CA"/>
+        </w:rPr>
+        <w:t>run phase of test results</w:t>
+      </w:r>
+      <w:r>
+        <w:rPr>
+          <w:b/>
+          <w:bCs/>
+          <w:i/>
+          <w:iCs/>
+          <w:color w:val="FF0000"/>
+          <w:sz w:val="48"/>
+          <w:szCs w:val="48"/>
+          <w:lang w:val="en-CA"/>
+        </w:rPr>
+        <w:t>:</w:t>
+      </w:r>
+    </w:p>
+    <w:p>
+      <w:pPr>
+        <w:rPr>
+          <w:b/>
+          <w:bCs/>
+          <w:i/>
+          <w:iCs/>
+          <w:color w:val="FF0000"/>
+          <w:sz w:val="48"/>
+          <w:szCs w:val="48"/>
+          <w:lang w:val="en-CA"/>
+        </w:rPr>
+      </w:pPr>
+      <w:r>
+        <w:rPr>
+          <w:b/>
+          <w:bCs/>
+          <w:i/>
+          <w:iCs/>
+          <w:color w:val="FF0000"/>
+          <w:sz w:val="48"/>
+          <w:szCs w:val="48"/>
+          <w:lang w:val="en-CA"/>
+        </w:rPr>
+        <w:drawing>
+          <wp:anchor distT="0" distB="0" distL="114300" distR="114300" simplePos="0" relativeHeight="252105728" behindDoc="0" locked="0" layoutInCell="1" allowOverlap="1" wp14:anchorId="68928EAE" wp14:editId="3270C7EA">
+            <wp:simplePos x="0" y="0"/>
+            <wp:positionH relativeFrom="column">
+              <wp:posOffset>2540</wp:posOffset>
+            </wp:positionH>
+            <wp:positionV relativeFrom="paragraph">
+              <wp:posOffset>4445</wp:posOffset>
+            </wp:positionV>
+            <wp:extent cx="6310630" cy="1381125"/>
+            <wp:effectExtent l="76200" t="76200" r="128270" b="142875"/>
+            <wp:wrapNone/>
+            <wp:docPr id="545156783" name="Picture 1"/>
+            <wp:cNvGraphicFramePr>
+              <a:graphicFrameLocks xmlns:a="http://schemas.openxmlformats.org/drawingml/2006/main" noChangeAspect="1"/>
+            </wp:cNvGraphicFramePr>
+            <a:graphic xmlns:a="http://schemas.openxmlformats.org/drawingml/2006/main">
+              <a:graphicData uri="http://schemas.openxmlformats.org/drawingml/2006/picture">
+                <pic:pic xmlns:pic="http://schemas.openxmlformats.org/drawingml/2006/picture">
+                  <pic:nvPicPr>
+                    <pic:cNvPr id="545156783" name=""/>
+                    <pic:cNvPicPr/>
+                  </pic:nvPicPr>
+                  <pic:blipFill>
+                    <a:blip r:embed="rId13">
+                      <a:extLst>
+                        <a:ext uri="{28A0092B-C50C-407E-A947-70E740481C1C}">
+                          <a14:useLocalDpi xmlns:a14="http://schemas.microsoft.com/office/drawing/2010/main" val="0"/>
+                        </a:ext>
+                      </a:extLst>
+                    </a:blip>
+                    <a:stretch>
+                      <a:fillRect/>
+                    </a:stretch>
+                  </pic:blipFill>
+                  <pic:spPr>
+                    <a:xfrm>
+                      <a:off x="0" y="0"/>
+                      <a:ext cx="6310630" cy="1381125"/>
+                    </a:xfrm>
+                    <a:prstGeom prst="rect">
+                      <a:avLst/>
+                    </a:prstGeom>
+                    <a:ln w="38100" cap="sq">
+                      <a:solidFill>
+                        <a:srgbClr val="000000"/>
+                      </a:solidFill>
+                      <a:prstDash val="solid"/>
+                      <a:miter lim="800000"/>
+                    </a:ln>
+                    <a:effectLst>
+                      <a:outerShdw blurRad="50800" dist="38100" dir="2700000" algn="tl" rotWithShape="0">
+                        <a:srgbClr val="000000">
+                          <a:alpha val="43000"/>
+                        </a:srgbClr>
+                      </a:outerShdw>
+                    </a:effectLst>
+                  </pic:spPr>
+                </pic:pic>
+              </a:graphicData>
+            </a:graphic>
+          </wp:anchor>
+        </w:drawing>
+      </w:r>
+    </w:p>
+    <w:p>
+      <w:pPr>
+        <w:rPr>
+          <w:b/>
+          <w:bCs/>
+          <w:i/>
+          <w:iCs/>
+          <w:color w:val="FF0000"/>
+          <w:sz w:val="48"/>
+          <w:szCs w:val="48"/>
+          <w:lang w:val="en-CA"/>
+        </w:rPr>
+      </w:pPr>
+    </w:p>
+    <w:p>
+      <w:pPr>
+        <w:tabs>
+          <w:tab w:val="left" w:pos="4420"/>
+        </w:tabs>
+        <w:rPr>
+          <w:sz w:val="28"/>
+          <w:szCs w:val="28"/>
+        </w:rPr>
+      </w:pPr>
+    </w:p>
+    <w:p>
+      <w:pPr>
+        <w:rPr>
+          <w:sz w:val="28"/>
+          <w:szCs w:val="28"/>
+        </w:rPr>
+      </w:pPr>
+    </w:p>
+    <w:p>
+      <w:pPr>
+        <w:rPr>
+          <w:sz w:val="28"/>
+          <w:szCs w:val="28"/>
+          <w:lang w:val="en-CA"/>
+        </w:rPr>
+      </w:pPr>
+      <w:r>
+        <w:rPr>
+          <w:b/>
+          <w:bCs/>
+          <w:i/>
+          <w:iCs/>
+          <w:color w:val="FF0000"/>
+          <w:sz w:val="48"/>
+          <w:szCs w:val="48"/>
+          <w:lang w:val="en-CA"/>
+        </w:rPr>
+        <w:t>-Waveform of Interface signals</w:t>
+      </w:r>
+      <w:r>
+        <w:rPr>
+          <w:b/>
+          <w:bCs/>
+          <w:i/>
+          <w:iCs/>
+          <w:color w:val="FF0000"/>
+          <w:sz w:val="48"/>
+          <w:szCs w:val="48"/>
+          <w:lang w:val="en-CA"/>
+        </w:rPr>
+        <w:t>:</w:t>
+      </w:r>
+    </w:p>
+    <w:p>
+      <w:pPr>
+        <w:rPr>
+          <w:sz w:val="28"/>
+          <w:szCs w:val="28"/>
+          <w:lang w:val="en-CA"/>
+        </w:rPr>
+      </w:pPr>
+      <w:r>
+        <w:rPr>
+          <w:sz w:val="28"/>
+          <w:szCs w:val="28"/>
+          <w:lang w:val="en-CA"/>
+        </w:rPr>
+        <w:drawing>
+          <wp:anchor distT="0" distB="0" distL="114300" distR="114300" simplePos="0" relativeHeight="252106752" behindDoc="0" locked="0" layoutInCell="1" allowOverlap="1" wp14:anchorId="1CB77237" wp14:editId="54ACA866">
+            <wp:simplePos x="0" y="0"/>
+            <wp:positionH relativeFrom="column">
+              <wp:posOffset>2540</wp:posOffset>
+            </wp:positionH>
+            <wp:positionV relativeFrom="paragraph">
+              <wp:posOffset>-3810</wp:posOffset>
+            </wp:positionV>
+            <wp:extent cx="6310630" cy="1574165"/>
+            <wp:effectExtent l="76200" t="76200" r="128270" b="140335"/>
+            <wp:wrapNone/>
+            <wp:docPr id="1259968002" name="Picture 1"/>
+            <wp:cNvGraphicFramePr>
+              <a:graphicFrameLocks xmlns:a="http://schemas.openxmlformats.org/drawingml/2006/main" noChangeAspect="1"/>
+            </wp:cNvGraphicFramePr>
+            <a:graphic xmlns:a="http://schemas.openxmlformats.org/drawingml/2006/main">
+              <a:graphicData uri="http://schemas.openxmlformats.org/drawingml/2006/picture">
+                <pic:pic xmlns:pic="http://schemas.openxmlformats.org/drawingml/2006/picture">
+                  <pic:nvPicPr>
+                    <pic:cNvPr id="1259968002" name=""/>
+                    <pic:cNvPicPr/>
+                  </pic:nvPicPr>
+                  <pic:blipFill>
+                    <a:blip r:embed="rId14">
+                      <a:extLst>
+                        <a:ext uri="{28A0092B-C50C-407E-A947-70E740481C1C}">
+                          <a14:useLocalDpi xmlns:a14="http://schemas.microsoft.com/office/drawing/2010/main" val="0"/>
+                        </a:ext>
+                      </a:extLst>
+                    </a:blip>
+                    <a:stretch>
+                      <a:fillRect/>
+                    </a:stretch>
+                  </pic:blipFill>
+                  <pic:spPr>
+                    <a:xfrm>
+                      <a:off x="0" y="0"/>
+                      <a:ext cx="6310630" cy="1574165"/>
+                    </a:xfrm>
+                    <a:prstGeom prst="rect">
+                      <a:avLst/>
+                    </a:prstGeom>
+                    <a:ln w="38100" cap="sq">
+                      <a:solidFill>
+                        <a:srgbClr val="000000"/>
+                      </a:solidFill>
+                      <a:prstDash val="solid"/>
+                      <a:miter lim="800000"/>
+                    </a:ln>
+                    <a:effectLst>
+                      <a:outerShdw blurRad="50800" dist="38100" dir="2700000" algn="tl" rotWithShape="0">
+                        <a:srgbClr val="000000">
+                          <a:alpha val="43000"/>
+                        </a:srgbClr>
+                      </a:outerShdw>
+                    </a:effectLst>
+                  </pic:spPr>
+                </pic:pic>
+              </a:graphicData>
+            </a:graphic>
+          </wp:anchor>
+        </w:drawing>
+      </w:r>
+    </w:p>
+    <w:p>
+      <w:pPr>
+        <w:rPr>
+          <w:sz w:val="28"/>
+          <w:szCs w:val="28"/>
+          <w:lang w:val="en-CA"/>
+        </w:rPr>
+      </w:pPr>
+    </w:p>
+    <w:p>
+      <w:pPr>
+        <w:rPr>
+          <w:sz w:val="28"/>
+          <w:szCs w:val="28"/>
+          <w:lang w:val="en-CA"/>
+        </w:rPr>
+      </w:pPr>
+    </w:p>
+    <w:p>
+      <w:pPr>
+        <w:rPr>
+          <w:sz w:val="28"/>
+          <w:szCs w:val="28"/>
+        </w:rPr>
+      </w:pPr>
+    </w:p>
+    <w:p>
+      <w:pPr>
+        <w:rPr>
+          <w:sz w:val="28"/>
+          <w:szCs w:val="28"/>
+        </w:rPr>
+      </w:pPr>
+    </w:p>
+    <w:p>
+      <w:pPr>
+        <w:rPr>
+          <w:sz w:val="28"/>
+          <w:szCs w:val="28"/>
+        </w:rPr>
+      </w:pPr>
+    </w:p>
+    <w:p>
+      <w:pPr>
+        <w:rPr>
+          <w:sz w:val="28"/>
+          <w:szCs w:val="28"/>
+        </w:rPr>
+      </w:pPr>
+      <w:r>
+        <w:rPr>
+          <w:sz w:val="28"/>
+          <w:szCs w:val="28"/>
+        </w:rPr>
+        <w:t>Drive link with code</w:t>
+      </w:r>
+      <w:r>
+        <w:rPr>
+          <w:sz w:val="28"/>
+          <w:szCs w:val="28"/>
+        </w:rPr>
+        <w:t xml:space="preserve">: </w:t>
+      </w:r>
+      <w:hyperlink r:id="rId15" w:history="1">
+        <w:r>
+          <w:rPr>
+            <w:rStyle w:val="Hyperlink"/>
+            <w:sz w:val="28"/>
+            <w:szCs w:val="28"/>
+          </w:rPr>
+          <w:t>https://drive.google.com/drive/folders/1NpWocnzCf5ofBGgY9z8PYzdj_6biPjYQ?usp=dri</w:t>
+        </w:r>
+        <w:r>
+          <w:rPr>
+            <w:rStyle w:val="Hyperlink"/>
+            <w:sz w:val="28"/>
+            <w:szCs w:val="28"/>
+          </w:rPr>
+          <w:t>v</w:t>
+        </w:r>
+        <w:r>
+          <w:rPr>
+            <w:rStyle w:val="Hyperlink"/>
+            <w:sz w:val="28"/>
+            <w:szCs w:val="28"/>
+          </w:rPr>
+          <w:t>e_link</w:t>
+        </w:r>
+      </w:hyperlink>
     </w:p>
     <w:sectPr>
       <w:pgSz w:w="12240" w:h="15840" w:code="1"/>
@@ -2871,7 +3692,7 @@
   <w:style w:type="paragraph" w:default="1" w:styleId="Normal">
     <w:name w:val="Normal"/>
     <w:qFormat/>
-    <w:rsid w:val="0060111F"/>
+    <w:rsid w:val="00412C14"/>
   </w:style>
   <w:style w:type="paragraph" w:styleId="Heading1">
     <w:name w:val="heading 1"/>
@@ -3551,6 +4372,18 @@
       </w:tcPr>
     </w:tblStylePr>
   </w:style>
+  <w:style w:type="character" w:styleId="FollowedHyperlink">
+    <w:name w:val="FollowedHyperlink"/>
+    <w:basedOn w:val="DefaultParagraphFont"/>
+    <w:uiPriority w:val="99"/>
+    <w:semiHidden/>
+    <w:unhideWhenUsed/>
+    <w:rsid w:val="00D829A2"/>
+    <w:rPr>
+      <w:color w:val="96607D" w:themeColor="followedHyperlink"/>
+      <w:u w:val="single"/>
+    </w:rPr>
+  </w:style>
 </w:styles>
 </file>
 
